--- a/public/wzory/PSF_C1_Formularz_zapotrzebowania_szablon.docx
+++ b/public/wzory/PSF_C1_Formularz_zapotrzebowania_szablon.docx
@@ -631,7 +631,7 @@
           <w:sz w:val="22"/>
           <w:szCs w:val="22"/>
         </w:rPr>
-        <w:t>☐ TAK</w:t>
+        <w:t>☒ TAK</w:t>
       </w:r>
     </w:p>
     <w:p>

--- a/public/wzory/PSF_C1_Formularz_zapotrzebowania_szablon.docx
+++ b/public/wzory/PSF_C1_Formularz_zapotrzebowania_szablon.docx
@@ -185,6 +185,9 @@
                 <w:szCs w:val="22"/>
               </w:rPr>
             </w:r>
+            <w:r>
+              <w:t>{{nr_umowy}}</w:t>
+            </w:r>
           </w:p>
         </w:tc>
       </w:tr>
@@ -834,7 +837,7 @@
                 <w:sz w:val="22"/>
                 <w:szCs w:val="22"/>
               </w:rPr>
-              <w:t>{{data_dzis}}</w:t>
+              <w:t>{{data_dokumentu}}</w:t>
             </w:r>
           </w:p>
         </w:tc>

--- a/public/wzory/PSF_C1_Formularz_zapotrzebowania_szablon.docx
+++ b/public/wzory/PSF_C1_Formularz_zapotrzebowania_szablon.docx
@@ -21,7 +21,7 @@
     </w:p>
     <w:p>
       <w:pPr>
-        <w:spacing w:after="120" w:before="200"/>
+        <w:spacing w:after="60" w:before="60"/>
       </w:pPr>
       <w:r>
         <w:rPr>
@@ -194,7 +194,7 @@
     </w:tbl>
     <w:p>
       <w:pPr>
-        <w:spacing w:after="120" w:before="200"/>
+        <w:spacing w:after="60" w:before="60"/>
       </w:pPr>
       <w:r>
         <w:rPr>
@@ -585,7 +585,7 @@
     </w:tbl>
     <w:p>
       <w:pPr>
-        <w:spacing w:after="120" w:before="200"/>
+        <w:spacing w:after="60" w:before="60"/>
       </w:pPr>
       <w:r>
         <w:rPr>
@@ -639,7 +639,7 @@
     </w:p>
     <w:p>
       <w:pPr>
-        <w:spacing w:after="120" w:before="200"/>
+        <w:spacing w:after="60" w:before="60"/>
       </w:pPr>
       <w:r>
         <w:rPr>
@@ -706,7 +706,7 @@
     </w:p>
     <w:p>
       <w:pPr>
-        <w:spacing w:after="80"/>
+        <w:spacing w:after="50"/>
       </w:pPr>
       <w:r>
         <w:rPr>
@@ -719,7 +719,7 @@
     </w:p>
     <w:p>
       <w:pPr>
-        <w:spacing w:after="120" w:before="200"/>
+        <w:spacing w:after="60" w:before="60"/>
       </w:pPr>
       <w:r>
         <w:rPr>
@@ -895,7 +895,7 @@
       <w:headerReference w:type="first" r:id="rId10"/>
       <w:footerReference w:type="first" r:id="rId13"/>
       <w:pgSz w:w="11906" w:h="16838" w:orient="portrait"/>
-      <w:pgMar w:top="1440" w:right="1440" w:bottom="1440" w:left="1440" w:header="708" w:footer="708" w:gutter="0"/>
+      <w:pgMar w:top="720" w:right="1440" w:bottom="720" w:left="1440" w:header="360" w:footer="360" w:gutter="0"/>
       <w:pgNumType/>
       <w:docGrid w:linePitch="360"/>
     </w:sectPr>
